--- a/README.docx
+++ b/README.docx
@@ -402,7 +402,7 @@
         <w:rPr>
           <w:b/>
         </w:rPr>
-        <w:t>55 enterprise files</w:t>
+        <w:t>72 enterprise files</w:t>
       </w:r>
       <w:r>
         <w:t xml:space="preserve"> in real time by operation tiers, subdirectories, titles, and descriptions.</w:t>
